--- a/downloads/documents/04 Units/Unit 04 - Environmental Design and Management - Spaces We Live In/Lesson 04.04 - Conserving Energy and Water the Home Energy Audit.docx
+++ b/downloads/documents/04 Units/Unit 04 - Environmental Design and Management - Spaces We Live In/Lesson 04.04 - Conserving Energy and Water the Home Energy Audit.docx
@@ -350,7 +350,7 @@
         <w:t xml:space="preserve"> </w:t>
       </w:r>
       <w:r>
-        <w:t xml:space="preserve">Tier 3 (FACS): kilowatt-hour (kWh), watt, phantom load (standby power), LED, incandescent, thermostat, setback, low-flow, weatherstripping, supply charge and delivery charge (on a bill). See the unit vocabulary list for Turkish, Portuguese, and Spanish.</w:t>
+        <w:t xml:space="preserve">Tier 3 (FACS): kilowatt-hour (kWh), watt, phantom load (standby power), LED, incandescent, thermostat, setback, low-flow, weatherstripping, supply charge and delivery charge (on a bill). See the unit vocabulary list for the Spanish column.</w:t>
       </w:r>
     </w:p>
     <w:p>
@@ -1589,7 +1589,7 @@
         <w:pStyle w:val="Compact"/>
       </w:pPr>
       <w:r>
-        <w:t xml:space="preserve">ELL: the pie charts on the slides are labeled with pictures (a furnace, a shower, a bulb); the handout word bank gives energy, water, save, cost, bill, and bulb in Turkish, Portuguese, and Spanish (see</w:t>
+        <w:t xml:space="preserve">ELL: the pie charts on the slides are labeled with pictures (a furnace, a shower, a bulb); the handout word bank gives energy, water, save, cost, bill, and bulb in Spanish (see</w:t>
       </w:r>
       <w:r>
         <w:t xml:space="preserve"> </w:t>

--- a/downloads/documents/04 Units/Unit 04 - Environmental Design and Management - Spaces We Live In/Lesson 04.04 - Conserving Energy and Water the Home Energy Audit.docx
+++ b/downloads/documents/04 Units/Unit 04 - Environmental Design and Management - Spaces We Live In/Lesson 04.04 - Conserving Energy and Water the Home Energy Audit.docx
@@ -1204,7 +1204,7 @@
               <w:jc w:val="left"/>
             </w:pPr>
             <w:r>
-              <w:t xml:space="preserve">Show the twelve-fix table on the slide (each with a cost and an estimated yearly saving). Task: cross out the two that cost more than $50, then rank the ten cheapest by yearly savings, highest first. Then compute payback for the three that cost money (cost divided by yearly savings equals years to pay back). Write why the top three are the top three.</w:t>
+              <w:t xml:space="preserve">Show the twelve-fix table on the slide (each with a cost and an estimated yearly saving). Task: cross out the two that cost more than $50, then rank the ten cheapest by yearly savings, highest first. Then compute payback for the five that cost money (cost divided by yearly savings equals years to pay back). Write why the top three are the top three.</w:t>
             </w:r>
           </w:p>
         </w:tc>

--- a/downloads/documents/04 Units/Unit 04 - Environmental Design and Management - Spaces We Live In/Lesson 04.04 - Conserving Energy and Water the Home Energy Audit.docx
+++ b/downloads/documents/04 Units/Unit 04 - Environmental Design and Management - Spaces We Live In/Lesson 04.04 - Conserving Energy and Water the Home Energy Audit.docx
@@ -2128,7 +2128,7 @@
         <w:t xml:space="preserve"> </w:t>
       </w:r>
       <w:r>
-        <w:t xml:space="preserve">idea; the ClassroomStreet utility expense line in Unit 2 is where students first saw the bill.</w:t>
+        <w:t xml:space="preserve">idea; the utility line of the Lesson 2.9 Budget Builder in Unit 2 is where students first saw the bill.</w:t>
       </w:r>
     </w:p>
     <w:p>
@@ -2240,7 +2240,7 @@
     <w:sectPr>
       <w:headerReference w:type="default" r:id="rId9"/>
       <w:pgSz w:w="12240" w:h="15840"/>
-      <w:pgMar w:top="1440" w:bottom="1440" w:left="1440" w:right="1440" w:header="504"/>
+      <w:pgMar w:top="1296" w:bottom="1296" w:left="1296" w:right="1296" w:header="504"/>
     </w:sectPr>
   </w:body>
 </w:document>
